--- a/dosyalar/8-sinif/arapca-8-1d2y-beceri.docx
+++ b/dosyalar/8-sinif/arapca-8-1d2y-beceri.docx
@@ -522,7 +522,7 @@
                 <w:szCs w:val="32"/>
                 <w:rtl/>
               </w:rPr>
-              <w:t xml:space="preserve">فِي مَعْرِضِ الْكِتَابِ</w:t>
+              <w:t xml:space="preserve">فِي مَعْرِضِ الكِتَابِ</w:t>
             </w:r>
           </w:p>
           <w:p>
@@ -540,7 +540,7 @@
                 <w:szCs w:val="30"/>
                 <w:rtl/>
               </w:rPr>
-              <w:t xml:space="preserve">ذَهَبْتُ أَمْسِ مَعَ أَبِي إِلَى مَعْرِضِ الْكِتَابِ.</w:t>
+              <w:t xml:space="preserve">ذَهَبْتُ أَمْسِ مَعَ أَبِي إِلَى مَعْرِضِ الكِتَابِ.</w:t>
             </w:r>
           </w:p>
           <w:p>
@@ -558,7 +558,7 @@
                 <w:szCs w:val="30"/>
                 <w:rtl/>
               </w:rPr>
-              <w:t xml:space="preserve">كَانَ الْمَعْرِضُ كَبِيرًا وَفِيهِ دُورُ نَشْرٍ كَثِيرَةٌ.</w:t>
+              <w:t xml:space="preserve">كَانَ المَعْرِضُ كَبِيرًا وَفِيهِ دُورُ نَشْرٍ كَثِيرَةٌ.</w:t>
             </w:r>
           </w:p>
           <w:p>
@@ -576,7 +576,7 @@
                 <w:szCs w:val="30"/>
                 <w:rtl/>
               </w:rPr>
-              <w:t xml:space="preserve">اِشْتَرَيْتُ قِصَّةً قَصِيرَةً وَكِتَابَ شِعْرٍ.</w:t>
+              <w:t xml:space="preserve">اِشْتَرَيْتُ قِصَّةً قَصِيرَةً وَكِتَابَ شِعْرٍ.</w:t>
             </w:r>
           </w:p>
           <w:p>
@@ -594,7 +594,7 @@
                 <w:szCs w:val="30"/>
                 <w:rtl/>
               </w:rPr>
-              <w:t xml:space="preserve">ثُمَّ زُرْنَا جَنَاحَ الْحِرَفِ الْيَدَوِيَّةِ.</w:t>
+              <w:t xml:space="preserve">ثُمَّ زُرْنَا جَنَاحَ الحِرَفِ اليَدَوِيَّةِ.</w:t>
             </w:r>
           </w:p>
           <w:p>
@@ -612,7 +612,7 @@
                 <w:szCs w:val="30"/>
                 <w:rtl/>
               </w:rPr>
-              <w:t xml:space="preserve">هُنَاكَ شَاهَدْتُ خَطَّاطًا يَكْتُبُ الْخَطَّ الْعَرَبِيَّ.</w:t>
+              <w:t xml:space="preserve">هُنَاكَ شَاهَدْتُ خَطَّاطًا يَكْتُبُ الخَطَّ العَرَبِيَّ.</w:t>
             </w:r>
           </w:p>
           <w:p>
@@ -630,7 +630,7 @@
                 <w:szCs w:val="30"/>
                 <w:rtl/>
               </w:rPr>
-              <w:t xml:space="preserve">وَقَّعَ الْمُؤَلِّفُ كِتَابَهُ لِي؛ لِأَنِّي قَرَأْتُ كُلَّ قِصَصِهِ.</w:t>
+              <w:t xml:space="preserve">وَقَّعَ المُؤَلِّفُ كِتَابَهُ لِي؛ لِأَنِّي قَرَأْتُ كُلَّ قِصَصِهِ.</w:t>
             </w:r>
           </w:p>
           <w:p>
@@ -702,7 +702,7 @@
           <w:szCs w:val="28"/>
           <w:rtl/>
         </w:rPr>
-        <w:t xml:space="preserve">مَتَى ذَهَبَ الطَّالِبُ إِلَى الْمَعْرِضِ؟</w:t>
+        <w:t xml:space="preserve">مَتَى ذَهَبَ الطَّالِبُ إِلَى المَعْرِضِ؟</w:t>
       </w:r>
     </w:p>
     <w:tbl>
@@ -819,7 +819,7 @@
                 <w:szCs w:val="28"/>
                 <w:rtl/>
               </w:rPr>
-              <w:t xml:space="preserve">اَلْيَوْمَ</w:t>
+              <w:t xml:space="preserve">اَليَوْمَ</w:t>
             </w:r>
           </w:p>
         </w:tc>
@@ -873,7 +873,7 @@
                 <w:szCs w:val="28"/>
                 <w:rtl/>
               </w:rPr>
-              <w:t xml:space="preserve">فِي الصَّيْفِ</w:t>
+              <w:t xml:space="preserve">فِي الصَّيْفِ</w:t>
             </w:r>
           </w:p>
         </w:tc>
@@ -958,7 +958,7 @@
           <w:szCs w:val="28"/>
           <w:rtl/>
         </w:rPr>
-        <w:t xml:space="preserve">مَاذَا اشْتَرَى مِنَ الْمَعْرِضِ؟</w:t>
+        <w:t xml:space="preserve">مَاذَا اشْتَرَى مِن المَعْرِضِ؟</w:t>
       </w:r>
     </w:p>
     <w:tbl>
@@ -1026,7 +1026,7 @@
                 <w:szCs w:val="28"/>
                 <w:rtl/>
               </w:rPr>
-              <w:t xml:space="preserve">قِصَّةً وَكِتَابَ شِعْرٍ</w:t>
+              <w:t xml:space="preserve">قِصَّةً وَكِتَابَ شِعْرٍ</w:t>
             </w:r>
           </w:p>
         </w:tc>
@@ -1075,7 +1075,7 @@
                 <w:szCs w:val="28"/>
                 <w:rtl/>
               </w:rPr>
-              <w:t xml:space="preserve">سَجَّادَةً وَخَزَفًا</w:t>
+              <w:t xml:space="preserve">سَجَّادَةً وَخَزَفًا</w:t>
             </w:r>
           </w:p>
         </w:tc>
@@ -1178,7 +1178,7 @@
                 <w:szCs w:val="28"/>
                 <w:rtl/>
               </w:rPr>
-              <w:t xml:space="preserve">تَذْكِرَةً وَهَدِيَّةً</w:t>
+              <w:t xml:space="preserve">تَذْكِرَةً وَهَدِيَّةً</w:t>
             </w:r>
           </w:p>
         </w:tc>
@@ -1214,7 +1214,7 @@
           <w:szCs w:val="28"/>
           <w:rtl/>
         </w:rPr>
-        <w:t xml:space="preserve">مَنْ شَاهَدَ فِي جَنَاحِ الْحِرَفِ الْيَدَوِيَّةِ؟</w:t>
+        <w:t xml:space="preserve">مَنْ شَاهَدَ فِي جَنَاحِ الحِرَفِ اليَدَوِيَّةِ؟</w:t>
       </w:r>
     </w:p>
     <w:tbl>
@@ -1282,7 +1282,7 @@
                 <w:szCs w:val="28"/>
                 <w:rtl/>
               </w:rPr>
-              <w:t xml:space="preserve">مُمَثِّلًا</w:t>
+              <w:t xml:space="preserve">مُمَثِّلًا</w:t>
             </w:r>
           </w:p>
         </w:tc>
@@ -1385,7 +1385,7 @@
                 <w:szCs w:val="28"/>
                 <w:rtl/>
               </w:rPr>
-              <w:t xml:space="preserve">مُدَرِّسًا</w:t>
+              <w:t xml:space="preserve">مُدَرِّسًا</w:t>
             </w:r>
           </w:p>
         </w:tc>
@@ -1434,7 +1434,7 @@
                 <w:szCs w:val="28"/>
                 <w:rtl/>
               </w:rPr>
-              <w:t xml:space="preserve">خَطَّاطًا</w:t>
+              <w:t xml:space="preserve">خَطَّاطًا</w:t>
             </w:r>
           </w:p>
         </w:tc>
@@ -1802,7 +1802,7 @@
                 <w:szCs w:val="28"/>
                 <w:rtl/>
               </w:rPr>
-              <w:t xml:space="preserve">هُدَى تُحِبُّ الْحِرَفَ الْيَدَوِيَّةَ.</w:t>
+              <w:t xml:space="preserve">هُدَى تُحِبُّ الحِرَفَ اليَدَوِيَّةَ.</w:t>
             </w:r>
           </w:p>
         </w:tc>
@@ -1928,7 +1928,7 @@
                 <w:szCs w:val="28"/>
                 <w:rtl/>
               </w:rPr>
-              <w:t xml:space="preserve">تَعَلَّمَتْ هُدَى فَنَّ الْخَطِّ الْعَرَبِيِّ.</w:t>
+              <w:t xml:space="preserve">تَعَلَّمَتْ هُدَى فَنَّ الخَطِّ العَرَبِيِّ.</w:t>
             </w:r>
           </w:p>
         </w:tc>
@@ -2054,7 +2054,7 @@
                 <w:szCs w:val="28"/>
                 <w:rtl/>
               </w:rPr>
-              <w:t xml:space="preserve">جَدَّةُ هُدَى تَنْسِجُ السَّجَّادَ.</w:t>
+              <w:t xml:space="preserve">جَدَّةُ هُدَى تَنْسِجُ السَّجَّادَ.</w:t>
             </w:r>
           </w:p>
         </w:tc>
@@ -2180,7 +2180,7 @@
                 <w:szCs w:val="28"/>
                 <w:rtl/>
               </w:rPr>
-              <w:t xml:space="preserve">أَهْدَتْ هُدَى لِجَدَّتِهَا لَوْحَةً جَمِيلَةً.</w:t>
+              <w:t xml:space="preserve">أَهْدَتْ هُدَى لِجَدَّتِهَا لَوْحَةً جَمِيلَةً.</w:t>
             </w:r>
           </w:p>
         </w:tc>
@@ -2306,7 +2306,7 @@
                 <w:szCs w:val="28"/>
                 <w:rtl/>
               </w:rPr>
-              <w:t xml:space="preserve">لَا يُوجَدُ تَعَاوُنٌ بَيْنَ هُدَى وَجَدَّتِهَا.</w:t>
+              <w:t xml:space="preserve">لَا يُوجَدُ تَعَاوُنٌ بَيْنَ هُدَى وَجَدَّتِهَا.</w:t>
             </w:r>
           </w:p>
         </w:tc>
@@ -2890,7 +2890,7 @@
                 <w:szCs w:val="28"/>
                 <w:rtl/>
               </w:rPr>
-              <w:t xml:space="preserve">أَيْنَ الْكِتَابُ؟</w:t>
+              <w:t xml:space="preserve">أَيْن الكِتَابُ؟</w:t>
             </w:r>
           </w:p>
         </w:tc>
@@ -2963,7 +2963,7 @@
           <w:sz w:val="20"/>
           <w:szCs w:val="20"/>
         </w:rPr>
-        <w:t xml:space="preserve">3.  «لَمْ أَذْهَبْ إِلَى الْمَعْرِضِ» cümlesinin Türkçe anlamı hangisidir?</w:t>
+        <w:t xml:space="preserve">3.  «لَمْ أَذْهَبْ إِلَى المَعْرِضِ» cümlesinin Türkçe anlamı hangisidir?</w:t>
       </w:r>
     </w:p>
     <w:tbl>
@@ -3430,7 +3430,7 @@
                 <w:szCs w:val="28"/>
                 <w:rtl/>
               </w:rPr>
-              <w:t xml:space="preserve">مَعَ السَّلَامَةِ يَا جَارِي.</w:t>
+              <w:t xml:space="preserve">مَعَ السَّلَامَةِ يَا جَارِي.</w:t>
             </w:r>
           </w:p>
         </w:tc>
@@ -3522,7 +3522,7 @@
                 <w:szCs w:val="28"/>
                 <w:rtl/>
               </w:rPr>
-              <w:t xml:space="preserve">أَوَّلًا</w:t>
+              <w:t xml:space="preserve">أَوَّلًا</w:t>
             </w:r>
           </w:p>
         </w:tc>
@@ -3572,7 +3572,7 @@
                 <w:szCs w:val="28"/>
                 <w:rtl/>
               </w:rPr>
-              <w:t xml:space="preserve">ثُمَّ</w:t>
+              <w:t xml:space="preserve">ثُمَّ</w:t>
             </w:r>
           </w:p>
         </w:tc>
@@ -4121,7 +4121,7 @@
                 <w:szCs w:val="28"/>
                 <w:rtl/>
               </w:rPr>
-              <w:t xml:space="preserve">كُلُّ عَامٍ وَأَنْتُمْ بِخَيْرٍ.</w:t>
+              <w:t xml:space="preserve">كُلُّ عَامٍ وَأَنْتُمْ بِخَيْرٍ.</w:t>
             </w:r>
           </w:p>
         </w:tc>
@@ -4291,7 +4291,7 @@
                 <w:szCs w:val="28"/>
                 <w:rtl/>
               </w:rPr>
-              <w:t xml:space="preserve">مِنْ فَضْلِكَ، أَعْطِنِي الْكِتَابَ.</w:t>
+              <w:t xml:space="preserve">مِنْ فَضْلِكَ، أَعْطِنِي الكِتَابَ.</w:t>
             </w:r>
           </w:p>
         </w:tc>
@@ -4461,7 +4461,7 @@
                 <w:szCs w:val="28"/>
                 <w:rtl/>
               </w:rPr>
-              <w:t xml:space="preserve">فَعَلْتُ ذَلِكَ لِأَنَّهُ وَاجِبِي.</w:t>
+              <w:t xml:space="preserve">فَعَلْتُ ذَلِكَ لِأَنَّهُ وَاجِبِي.</w:t>
             </w:r>
           </w:p>
         </w:tc>
@@ -4631,7 +4631,7 @@
                 <w:szCs w:val="28"/>
                 <w:rtl/>
               </w:rPr>
-              <w:t xml:space="preserve">عُذْرًا، تَأَخَّرْتُ قَلِيلًا.</w:t>
+              <w:t xml:space="preserve">عُذْرًا، تَأَخَّرْتُ قَلِيلًا.</w:t>
             </w:r>
           </w:p>
         </w:tc>
@@ -4783,7 +4783,7 @@
                 <w:szCs w:val="30"/>
                 <w:rtl/>
               </w:rPr>
-              <w:t xml:space="preserve">أَمْسِ   —   كَبِيرًا   —   الشِّعْرِ   —   خَطَّاطًا   —   الْمُؤَلِّفُ</w:t>
+              <w:t xml:space="preserve">أَمْسِ   —   كَبِيرًا   —   الشِّعْرِ   —   خَطَّاطًا   —   المُؤَلِّفُ</w:t>
             </w:r>
           </w:p>
         </w:tc>
@@ -4890,7 +4890,7 @@
                 <w:szCs w:val="28"/>
                 <w:rtl/>
               </w:rPr>
-              <w:t xml:space="preserve">ذَهَبَ الطَّالِبُ إِلَى الْمَعْرِضِ ……………………… مَعَ أَبِيهِ.</w:t>
+              <w:t xml:space="preserve">ذَهَبَ الطَّالِبُ إِلَى المَعْرِضِ ……………………… مَعَ أَبِيهِ.</w:t>
             </w:r>
           </w:p>
         </w:tc>
@@ -4962,7 +4962,7 @@
                 <w:szCs w:val="28"/>
                 <w:rtl/>
               </w:rPr>
-              <w:t xml:space="preserve">كَانَ الْمَعْرِضُ ……………………… وَفِيهِ دُورُ نَشْرٍ.</w:t>
+              <w:t xml:space="preserve">كَانَ المَعْرِضُ ……………………… وَفِيهِ دُورُ نَشْرٍ.</w:t>
             </w:r>
           </w:p>
         </w:tc>
@@ -5034,7 +5034,7 @@
                 <w:szCs w:val="28"/>
                 <w:rtl/>
               </w:rPr>
-              <w:t xml:space="preserve">اِشْتَرَى قِصَّةً قَصِيرَةً وَكِتَابَ ……………………… .</w:t>
+              <w:t xml:space="preserve">اِشْتَرَى قِصَّةً قَصِيرَةً وَكِتَابَ ……………………… .</w:t>
             </w:r>
           </w:p>
         </w:tc>
@@ -5106,7 +5106,7 @@
                 <w:szCs w:val="28"/>
                 <w:rtl/>
               </w:rPr>
-              <w:t xml:space="preserve">شَاهَدَ ……………………… يَكْتُبُ الْخَطَّ الْعَرَبِيَّ.</w:t>
+              <w:t xml:space="preserve">شَاهَدَ ……………………… يَكْتُبُ الخَطَّ العَرَبِيَّ.</w:t>
             </w:r>
           </w:p>
         </w:tc>
@@ -5178,7 +5178,7 @@
                 <w:szCs w:val="28"/>
                 <w:rtl/>
               </w:rPr>
-              <w:t xml:space="preserve">وَقَّعَ ……………………… كِتَابَهُ لَهُ.</w:t>
+              <w:t xml:space="preserve">وَقَّعَ ……………………… كِتَابَهُ لَهُ.</w:t>
             </w:r>
           </w:p>
         </w:tc>
@@ -6696,7 +6696,7 @@
                 <w:szCs w:val="30"/>
                 <w:rtl/>
               </w:rPr>
-              <w:t xml:space="preserve">سَاعَدْتُ   —   صَدِيقِي   —   جَارِي   —   اَلتَّعَاوُنُ   —   ثُمَّ   —   لِأَنَّ   —   شَكَرَنِي   —   سَعِيدٌ</w:t>
+              <w:t xml:space="preserve">سَاعَدْتُ   —   صَدِيقِي   —   جَارِي   —   اَلتَّعَاوُنُ   —   ثُمَّ   —   لِأَنَّ   —   شَكَرَنِي   —   سَعِيدٌ</w:t>
             </w:r>
           </w:p>
         </w:tc>
@@ -7224,7 +7224,7 @@
                 <w:sz w:val="19"/>
                 <w:szCs w:val="19"/>
               </w:rPr>
-              <w:t xml:space="preserve">d) Örnek: أُحِبُّ قِرَاءَةَ الْقِصَصِ الْقَصِيرَةِ. (3 puan)</w:t>
+              <w:t xml:space="preserve">d) Örnek: أُحِبُّ قِرَاءَةَ القِصَصِ القَصِيرَةِ. (3 puan)</w:t>
             </w:r>
           </w:p>
         </w:tc>
@@ -7336,7 +7336,7 @@
                 <w:sz w:val="19"/>
                 <w:szCs w:val="19"/>
               </w:rPr>
-              <w:t xml:space="preserve">أَنَا هُدَى. أُحِبُّ الْحِرَفَ الْيَدَوِيَّةَ. تَعَلَّمْتُ فَنَّ الْأَبْرُو فِي دَوْرَةٍ قَصِيرَةٍ. جَدَّتِي تَنْسِجُ السَّجَّادَ. وَفِي الْعِيدِ أَهْدَيْتُ لَهَا لَوْحَةً جَمِيلَةً. اَلتَّعَاوُنُ بَيْنَنَا كَبِيرٌ.</w:t>
+              <w:t xml:space="preserve">أَنَا هُدَى. أُحِبُّ الحِرَفَ اليَدَوِيَّةَ. تَعَلَّمْتُ فَنَّ الأَبْرُو فِي دَوْرَةٍ قَصِيرَةٍ. جَدَّتِي تَنْسِجُ السَّجَّادَ. وَفِي العِيدِ أَهْدَيْتُ لَهَا لَوْحَةً جَمِيلَةً. اَلتَّعَاوُنُ بَيْنَنَا كَبِيرٌ.</w:t>
             </w:r>
           </w:p>
           <w:p>
@@ -7636,7 +7636,7 @@
                 <w:szCs w:val="27"/>
                 <w:rtl/>
               </w:rPr>
-              <w:t xml:space="preserve">أَمْسِ ، كَبِيرًا ، الشِّعْرِ ، خَطَّاطًا ، الْمُؤَلِّفُ</w:t>
+              <w:t xml:space="preserve">أَمْسِ ، كَبِيرًا ، الشِّعْرِ ، خَطَّاطًا ، المُؤَلِّفُ</w:t>
             </w:r>
           </w:p>
         </w:tc>
@@ -7842,7 +7842,7 @@
                 <w:szCs w:val="27"/>
                 <w:rtl/>
               </w:rPr>
-              <w:t xml:space="preserve">اِشْتَرَى قِصَّةً قَصِيرَةً وَكِتَابَ شِعْرٍ. · شَاهَدَ خَطَّاطًا يَكْتُبُ الْخَطَّ الْعَرَبِيَّ.</w:t>
+              <w:t xml:space="preserve">اِشْتَرَى قِصَّةً قَصِيرَةً وَكِتَابَ شِعْرٍ. · شَاهَدَ خَطَّاطًا يَكْتُبُ الخَطَّ العَرَبِيَّ.</w:t>
             </w:r>
           </w:p>
           <w:p>
@@ -7860,7 +7860,7 @@
                 <w:szCs w:val="27"/>
                 <w:rtl/>
               </w:rPr>
-              <w:t xml:space="preserve">لِأَنَّ الطَّالِبَ قَرَأَ كُلَّ قِصَصِهِ.</w:t>
+              <w:t xml:space="preserve">لِأَنَّ الطَّالِبَ قَرَأَ كُلَّ قِصَصِهِ.</w:t>
             </w:r>
           </w:p>
         </w:tc>

--- a/dosyalar/8-sinif/arapca-8-1d2y-beceri.docx
+++ b/dosyalar/8-sinif/arapca-8-1d2y-beceri.docx
@@ -514,7 +514,7 @@
             </w:pPr>
             <w:r>
               <w:rPr>
-                <w:rFonts w:ascii="Markazi Text" w:cs="Markazi Text" w:eastAsia="Markazi Text" w:hAnsi="Markazi Text"/>
+                <w:rFonts w:ascii="Arakom" w:cs="Arakom" w:eastAsia="Arakom" w:hAnsi="Arakom"/>
                 <w:b/>
                 <w:bCs/>
                 <w:color w:val="111111"/>
@@ -532,7 +532,7 @@
             </w:pPr>
             <w:r>
               <w:rPr>
-                <w:rFonts w:ascii="Markazi Text" w:cs="Markazi Text" w:eastAsia="Markazi Text" w:hAnsi="Markazi Text"/>
+                <w:rFonts w:ascii="Arakom" w:cs="Arakom" w:eastAsia="Arakom" w:hAnsi="Arakom"/>
                 <w:b w:val="false"/>
                 <w:bCs w:val="false"/>
                 <w:color w:val="111111"/>
@@ -550,7 +550,7 @@
             </w:pPr>
             <w:r>
               <w:rPr>
-                <w:rFonts w:ascii="Markazi Text" w:cs="Markazi Text" w:eastAsia="Markazi Text" w:hAnsi="Markazi Text"/>
+                <w:rFonts w:ascii="Arakom" w:cs="Arakom" w:eastAsia="Arakom" w:hAnsi="Arakom"/>
                 <w:b w:val="false"/>
                 <w:bCs w:val="false"/>
                 <w:color w:val="111111"/>
@@ -568,7 +568,7 @@
             </w:pPr>
             <w:r>
               <w:rPr>
-                <w:rFonts w:ascii="Markazi Text" w:cs="Markazi Text" w:eastAsia="Markazi Text" w:hAnsi="Markazi Text"/>
+                <w:rFonts w:ascii="Arakom" w:cs="Arakom" w:eastAsia="Arakom" w:hAnsi="Arakom"/>
                 <w:b w:val="false"/>
                 <w:bCs w:val="false"/>
                 <w:color w:val="111111"/>
@@ -586,7 +586,7 @@
             </w:pPr>
             <w:r>
               <w:rPr>
-                <w:rFonts w:ascii="Markazi Text" w:cs="Markazi Text" w:eastAsia="Markazi Text" w:hAnsi="Markazi Text"/>
+                <w:rFonts w:ascii="Arakom" w:cs="Arakom" w:eastAsia="Arakom" w:hAnsi="Arakom"/>
                 <w:b w:val="false"/>
                 <w:bCs w:val="false"/>
                 <w:color w:val="111111"/>
@@ -604,7 +604,7 @@
             </w:pPr>
             <w:r>
               <w:rPr>
-                <w:rFonts w:ascii="Markazi Text" w:cs="Markazi Text" w:eastAsia="Markazi Text" w:hAnsi="Markazi Text"/>
+                <w:rFonts w:ascii="Arakom" w:cs="Arakom" w:eastAsia="Arakom" w:hAnsi="Arakom"/>
                 <w:b w:val="false"/>
                 <w:bCs w:val="false"/>
                 <w:color w:val="111111"/>
@@ -622,7 +622,7 @@
             </w:pPr>
             <w:r>
               <w:rPr>
-                <w:rFonts w:ascii="Markazi Text" w:cs="Markazi Text" w:eastAsia="Markazi Text" w:hAnsi="Markazi Text"/>
+                <w:rFonts w:ascii="Arakom" w:cs="Arakom" w:eastAsia="Arakom" w:hAnsi="Arakom"/>
                 <w:b w:val="false"/>
                 <w:bCs w:val="false"/>
                 <w:color w:val="111111"/>
@@ -640,7 +640,7 @@
             </w:pPr>
             <w:r>
               <w:rPr>
-                <w:rFonts w:ascii="Markazi Text" w:cs="Markazi Text" w:eastAsia="Markazi Text" w:hAnsi="Markazi Text"/>
+                <w:rFonts w:ascii="Arakom" w:cs="Arakom" w:eastAsia="Arakom" w:hAnsi="Arakom"/>
                 <w:b w:val="false"/>
                 <w:bCs w:val="false"/>
                 <w:color w:val="111111"/>
@@ -694,7 +694,7 @@
       </w:r>
       <w:r>
         <w:rPr>
-          <w:rFonts w:ascii="Markazi Text" w:cs="Markazi Text" w:eastAsia="Markazi Text" w:hAnsi="Markazi Text"/>
+          <w:rFonts w:ascii="Arakom" w:cs="Arakom" w:eastAsia="Arakom" w:hAnsi="Arakom"/>
           <w:b w:val="false"/>
           <w:bCs w:val="false"/>
           <w:color w:val="111111"/>
@@ -762,7 +762,7 @@
             </w:r>
             <w:r>
               <w:rPr>
-                <w:rFonts w:ascii="Markazi Text" w:cs="Markazi Text" w:eastAsia="Markazi Text" w:hAnsi="Markazi Text"/>
+                <w:rFonts w:ascii="Arakom" w:cs="Arakom" w:eastAsia="Arakom" w:hAnsi="Arakom"/>
                 <w:b w:val="false"/>
                 <w:bCs w:val="false"/>
                 <w:color w:val="111111"/>
@@ -811,7 +811,7 @@
             </w:r>
             <w:r>
               <w:rPr>
-                <w:rFonts w:ascii="Markazi Text" w:cs="Markazi Text" w:eastAsia="Markazi Text" w:hAnsi="Markazi Text"/>
+                <w:rFonts w:ascii="Arakom" w:cs="Arakom" w:eastAsia="Arakom" w:hAnsi="Arakom"/>
                 <w:b w:val="false"/>
                 <w:bCs w:val="false"/>
                 <w:color w:val="111111"/>
@@ -865,7 +865,7 @@
             </w:r>
             <w:r>
               <w:rPr>
-                <w:rFonts w:ascii="Markazi Text" w:cs="Markazi Text" w:eastAsia="Markazi Text" w:hAnsi="Markazi Text"/>
+                <w:rFonts w:ascii="Arakom" w:cs="Arakom" w:eastAsia="Arakom" w:hAnsi="Arakom"/>
                 <w:b w:val="false"/>
                 <w:bCs w:val="false"/>
                 <w:color w:val="111111"/>
@@ -914,7 +914,7 @@
             </w:r>
             <w:r>
               <w:rPr>
-                <w:rFonts w:ascii="Markazi Text" w:cs="Markazi Text" w:eastAsia="Markazi Text" w:hAnsi="Markazi Text"/>
+                <w:rFonts w:ascii="Arakom" w:cs="Arakom" w:eastAsia="Arakom" w:hAnsi="Arakom"/>
                 <w:b w:val="false"/>
                 <w:bCs w:val="false"/>
                 <w:color w:val="111111"/>
@@ -950,7 +950,7 @@
       </w:r>
       <w:r>
         <w:rPr>
-          <w:rFonts w:ascii="Markazi Text" w:cs="Markazi Text" w:eastAsia="Markazi Text" w:hAnsi="Markazi Text"/>
+          <w:rFonts w:ascii="Arakom" w:cs="Arakom" w:eastAsia="Arakom" w:hAnsi="Arakom"/>
           <w:b w:val="false"/>
           <w:bCs w:val="false"/>
           <w:color w:val="111111"/>
@@ -1018,7 +1018,7 @@
             </w:r>
             <w:r>
               <w:rPr>
-                <w:rFonts w:ascii="Markazi Text" w:cs="Markazi Text" w:eastAsia="Markazi Text" w:hAnsi="Markazi Text"/>
+                <w:rFonts w:ascii="Arakom" w:cs="Arakom" w:eastAsia="Arakom" w:hAnsi="Arakom"/>
                 <w:b w:val="false"/>
                 <w:bCs w:val="false"/>
                 <w:color w:val="111111"/>
@@ -1067,7 +1067,7 @@
             </w:r>
             <w:r>
               <w:rPr>
-                <w:rFonts w:ascii="Markazi Text" w:cs="Markazi Text" w:eastAsia="Markazi Text" w:hAnsi="Markazi Text"/>
+                <w:rFonts w:ascii="Arakom" w:cs="Arakom" w:eastAsia="Arakom" w:hAnsi="Arakom"/>
                 <w:b w:val="false"/>
                 <w:bCs w:val="false"/>
                 <w:color w:val="111111"/>
@@ -1121,7 +1121,7 @@
             </w:r>
             <w:r>
               <w:rPr>
-                <w:rFonts w:ascii="Markazi Text" w:cs="Markazi Text" w:eastAsia="Markazi Text" w:hAnsi="Markazi Text"/>
+                <w:rFonts w:ascii="Arakom" w:cs="Arakom" w:eastAsia="Arakom" w:hAnsi="Arakom"/>
                 <w:b w:val="false"/>
                 <w:bCs w:val="false"/>
                 <w:color w:val="111111"/>
@@ -1170,7 +1170,7 @@
             </w:r>
             <w:r>
               <w:rPr>
-                <w:rFonts w:ascii="Markazi Text" w:cs="Markazi Text" w:eastAsia="Markazi Text" w:hAnsi="Markazi Text"/>
+                <w:rFonts w:ascii="Arakom" w:cs="Arakom" w:eastAsia="Arakom" w:hAnsi="Arakom"/>
                 <w:b w:val="false"/>
                 <w:bCs w:val="false"/>
                 <w:color w:val="111111"/>
@@ -1206,7 +1206,7 @@
       </w:r>
       <w:r>
         <w:rPr>
-          <w:rFonts w:ascii="Markazi Text" w:cs="Markazi Text" w:eastAsia="Markazi Text" w:hAnsi="Markazi Text"/>
+          <w:rFonts w:ascii="Arakom" w:cs="Arakom" w:eastAsia="Arakom" w:hAnsi="Arakom"/>
           <w:b w:val="false"/>
           <w:bCs w:val="false"/>
           <w:color w:val="111111"/>
@@ -1274,7 +1274,7 @@
             </w:r>
             <w:r>
               <w:rPr>
-                <w:rFonts w:ascii="Markazi Text" w:cs="Markazi Text" w:eastAsia="Markazi Text" w:hAnsi="Markazi Text"/>
+                <w:rFonts w:ascii="Arakom" w:cs="Arakom" w:eastAsia="Arakom" w:hAnsi="Arakom"/>
                 <w:b w:val="false"/>
                 <w:bCs w:val="false"/>
                 <w:color w:val="111111"/>
@@ -1323,7 +1323,7 @@
             </w:r>
             <w:r>
               <w:rPr>
-                <w:rFonts w:ascii="Markazi Text" w:cs="Markazi Text" w:eastAsia="Markazi Text" w:hAnsi="Markazi Text"/>
+                <w:rFonts w:ascii="Arakom" w:cs="Arakom" w:eastAsia="Arakom" w:hAnsi="Arakom"/>
                 <w:b w:val="false"/>
                 <w:bCs w:val="false"/>
                 <w:color w:val="111111"/>
@@ -1377,7 +1377,7 @@
             </w:r>
             <w:r>
               <w:rPr>
-                <w:rFonts w:ascii="Markazi Text" w:cs="Markazi Text" w:eastAsia="Markazi Text" w:hAnsi="Markazi Text"/>
+                <w:rFonts w:ascii="Arakom" w:cs="Arakom" w:eastAsia="Arakom" w:hAnsi="Arakom"/>
                 <w:b w:val="false"/>
                 <w:bCs w:val="false"/>
                 <w:color w:val="111111"/>
@@ -1426,7 +1426,7 @@
             </w:r>
             <w:r>
               <w:rPr>
-                <w:rFonts w:ascii="Markazi Text" w:cs="Markazi Text" w:eastAsia="Markazi Text" w:hAnsi="Markazi Text"/>
+                <w:rFonts w:ascii="Arakom" w:cs="Arakom" w:eastAsia="Arakom" w:hAnsi="Arakom"/>
                 <w:b w:val="false"/>
                 <w:bCs w:val="false"/>
                 <w:color w:val="111111"/>
@@ -1794,7 +1794,7 @@
             </w:pPr>
             <w:r>
               <w:rPr>
-                <w:rFonts w:ascii="Markazi Text" w:cs="Markazi Text" w:eastAsia="Markazi Text" w:hAnsi="Markazi Text"/>
+                <w:rFonts w:ascii="Arakom" w:cs="Arakom" w:eastAsia="Arakom" w:hAnsi="Arakom"/>
                 <w:b w:val="false"/>
                 <w:bCs w:val="false"/>
                 <w:color w:val="111111"/>
@@ -1920,7 +1920,7 @@
             </w:pPr>
             <w:r>
               <w:rPr>
-                <w:rFonts w:ascii="Markazi Text" w:cs="Markazi Text" w:eastAsia="Markazi Text" w:hAnsi="Markazi Text"/>
+                <w:rFonts w:ascii="Arakom" w:cs="Arakom" w:eastAsia="Arakom" w:hAnsi="Arakom"/>
                 <w:b w:val="false"/>
                 <w:bCs w:val="false"/>
                 <w:color w:val="111111"/>
@@ -2046,7 +2046,7 @@
             </w:pPr>
             <w:r>
               <w:rPr>
-                <w:rFonts w:ascii="Markazi Text" w:cs="Markazi Text" w:eastAsia="Markazi Text" w:hAnsi="Markazi Text"/>
+                <w:rFonts w:ascii="Arakom" w:cs="Arakom" w:eastAsia="Arakom" w:hAnsi="Arakom"/>
                 <w:b w:val="false"/>
                 <w:bCs w:val="false"/>
                 <w:color w:val="111111"/>
@@ -2172,7 +2172,7 @@
             </w:pPr>
             <w:r>
               <w:rPr>
-                <w:rFonts w:ascii="Markazi Text" w:cs="Markazi Text" w:eastAsia="Markazi Text" w:hAnsi="Markazi Text"/>
+                <w:rFonts w:ascii="Arakom" w:cs="Arakom" w:eastAsia="Arakom" w:hAnsi="Arakom"/>
                 <w:b w:val="false"/>
                 <w:bCs w:val="false"/>
                 <w:color w:val="111111"/>
@@ -2298,7 +2298,7 @@
             </w:pPr>
             <w:r>
               <w:rPr>
-                <w:rFonts w:ascii="Markazi Text" w:cs="Markazi Text" w:eastAsia="Markazi Text" w:hAnsi="Markazi Text"/>
+                <w:rFonts w:ascii="Arakom" w:cs="Arakom" w:eastAsia="Arakom" w:hAnsi="Arakom"/>
                 <w:b w:val="false"/>
                 <w:bCs w:val="false"/>
                 <w:color w:val="111111"/>
@@ -2777,7 +2777,7 @@
             </w:r>
             <w:r>
               <w:rPr>
-                <w:rFonts w:ascii="Markazi Text" w:cs="Markazi Text" w:eastAsia="Markazi Text" w:hAnsi="Markazi Text"/>
+                <w:rFonts w:ascii="Arakom" w:cs="Arakom" w:eastAsia="Arakom" w:hAnsi="Arakom"/>
                 <w:b w:val="false"/>
                 <w:bCs w:val="false"/>
                 <w:color w:val="111111"/>
@@ -2827,7 +2827,7 @@
             </w:r>
             <w:r>
               <w:rPr>
-                <w:rFonts w:ascii="Markazi Text" w:cs="Markazi Text" w:eastAsia="Markazi Text" w:hAnsi="Markazi Text"/>
+                <w:rFonts w:ascii="Arakom" w:cs="Arakom" w:eastAsia="Arakom" w:hAnsi="Arakom"/>
                 <w:b w:val="false"/>
                 <w:bCs w:val="false"/>
                 <w:color w:val="111111"/>
@@ -2882,7 +2882,7 @@
             </w:r>
             <w:r>
               <w:rPr>
-                <w:rFonts w:ascii="Markazi Text" w:cs="Markazi Text" w:eastAsia="Markazi Text" w:hAnsi="Markazi Text"/>
+                <w:rFonts w:ascii="Arakom" w:cs="Arakom" w:eastAsia="Arakom" w:hAnsi="Arakom"/>
                 <w:b w:val="false"/>
                 <w:bCs w:val="false"/>
                 <w:color w:val="111111"/>
@@ -2932,7 +2932,7 @@
             </w:r>
             <w:r>
               <w:rPr>
-                <w:rFonts w:ascii="Markazi Text" w:cs="Markazi Text" w:eastAsia="Markazi Text" w:hAnsi="Markazi Text"/>
+                <w:rFonts w:ascii="Arakom" w:cs="Arakom" w:eastAsia="Arakom" w:hAnsi="Arakom"/>
                 <w:b w:val="false"/>
                 <w:bCs w:val="false"/>
                 <w:color w:val="111111"/>
@@ -3267,7 +3267,7 @@
             </w:r>
             <w:r>
               <w:rPr>
-                <w:rFonts w:ascii="Markazi Text" w:cs="Markazi Text" w:eastAsia="Markazi Text" w:hAnsi="Markazi Text"/>
+                <w:rFonts w:ascii="Arakom" w:cs="Arakom" w:eastAsia="Arakom" w:hAnsi="Arakom"/>
                 <w:b w:val="false"/>
                 <w:bCs w:val="false"/>
                 <w:color w:val="111111"/>
@@ -3317,7 +3317,7 @@
             </w:r>
             <w:r>
               <w:rPr>
-                <w:rFonts w:ascii="Markazi Text" w:cs="Markazi Text" w:eastAsia="Markazi Text" w:hAnsi="Markazi Text"/>
+                <w:rFonts w:ascii="Arakom" w:cs="Arakom" w:eastAsia="Arakom" w:hAnsi="Arakom"/>
                 <w:b w:val="false"/>
                 <w:bCs w:val="false"/>
                 <w:color w:val="111111"/>
@@ -3372,7 +3372,7 @@
             </w:r>
             <w:r>
               <w:rPr>
-                <w:rFonts w:ascii="Markazi Text" w:cs="Markazi Text" w:eastAsia="Markazi Text" w:hAnsi="Markazi Text"/>
+                <w:rFonts w:ascii="Arakom" w:cs="Arakom" w:eastAsia="Arakom" w:hAnsi="Arakom"/>
                 <w:b w:val="false"/>
                 <w:bCs w:val="false"/>
                 <w:color w:val="111111"/>
@@ -3422,7 +3422,7 @@
             </w:r>
             <w:r>
               <w:rPr>
-                <w:rFonts w:ascii="Markazi Text" w:cs="Markazi Text" w:eastAsia="Markazi Text" w:hAnsi="Markazi Text"/>
+                <w:rFonts w:ascii="Arakom" w:cs="Arakom" w:eastAsia="Arakom" w:hAnsi="Arakom"/>
                 <w:b w:val="false"/>
                 <w:bCs w:val="false"/>
                 <w:color w:val="111111"/>
@@ -3514,7 +3514,7 @@
             </w:r>
             <w:r>
               <w:rPr>
-                <w:rFonts w:ascii="Markazi Text" w:cs="Markazi Text" w:eastAsia="Markazi Text" w:hAnsi="Markazi Text"/>
+                <w:rFonts w:ascii="Arakom" w:cs="Arakom" w:eastAsia="Arakom" w:hAnsi="Arakom"/>
                 <w:b w:val="false"/>
                 <w:bCs w:val="false"/>
                 <w:color w:val="111111"/>
@@ -3564,7 +3564,7 @@
             </w:r>
             <w:r>
               <w:rPr>
-                <w:rFonts w:ascii="Markazi Text" w:cs="Markazi Text" w:eastAsia="Markazi Text" w:hAnsi="Markazi Text"/>
+                <w:rFonts w:ascii="Arakom" w:cs="Arakom" w:eastAsia="Arakom" w:hAnsi="Arakom"/>
                 <w:b w:val="false"/>
                 <w:bCs w:val="false"/>
                 <w:color w:val="111111"/>
@@ -3619,7 +3619,7 @@
             </w:r>
             <w:r>
               <w:rPr>
-                <w:rFonts w:ascii="Markazi Text" w:cs="Markazi Text" w:eastAsia="Markazi Text" w:hAnsi="Markazi Text"/>
+                <w:rFonts w:ascii="Arakom" w:cs="Arakom" w:eastAsia="Arakom" w:hAnsi="Arakom"/>
                 <w:b w:val="false"/>
                 <w:bCs w:val="false"/>
                 <w:color w:val="111111"/>
@@ -3669,7 +3669,7 @@
             </w:r>
             <w:r>
               <w:rPr>
-                <w:rFonts w:ascii="Markazi Text" w:cs="Markazi Text" w:eastAsia="Markazi Text" w:hAnsi="Markazi Text"/>
+                <w:rFonts w:ascii="Arakom" w:cs="Arakom" w:eastAsia="Arakom" w:hAnsi="Arakom"/>
                 <w:b w:val="false"/>
                 <w:bCs w:val="false"/>
                 <w:color w:val="111111"/>
@@ -3943,7 +3943,7 @@
             </w:pPr>
             <w:r>
               <w:rPr>
-                <w:rFonts w:ascii="Markazi Text" w:cs="Markazi Text" w:eastAsia="Markazi Text" w:hAnsi="Markazi Text"/>
+                <w:rFonts w:ascii="Arakom" w:cs="Arakom" w:eastAsia="Arakom" w:hAnsi="Arakom"/>
                 <w:b w:val="false"/>
                 <w:bCs w:val="false"/>
                 <w:color w:val="111111"/>
@@ -4113,7 +4113,7 @@
             </w:pPr>
             <w:r>
               <w:rPr>
-                <w:rFonts w:ascii="Markazi Text" w:cs="Markazi Text" w:eastAsia="Markazi Text" w:hAnsi="Markazi Text"/>
+                <w:rFonts w:ascii="Arakom" w:cs="Arakom" w:eastAsia="Arakom" w:hAnsi="Arakom"/>
                 <w:b w:val="false"/>
                 <w:bCs w:val="false"/>
                 <w:color w:val="111111"/>
@@ -4283,7 +4283,7 @@
             </w:pPr>
             <w:r>
               <w:rPr>
-                <w:rFonts w:ascii="Markazi Text" w:cs="Markazi Text" w:eastAsia="Markazi Text" w:hAnsi="Markazi Text"/>
+                <w:rFonts w:ascii="Arakom" w:cs="Arakom" w:eastAsia="Arakom" w:hAnsi="Arakom"/>
                 <w:b w:val="false"/>
                 <w:bCs w:val="false"/>
                 <w:color w:val="111111"/>
@@ -4453,7 +4453,7 @@
             </w:pPr>
             <w:r>
               <w:rPr>
-                <w:rFonts w:ascii="Markazi Text" w:cs="Markazi Text" w:eastAsia="Markazi Text" w:hAnsi="Markazi Text"/>
+                <w:rFonts w:ascii="Arakom" w:cs="Arakom" w:eastAsia="Arakom" w:hAnsi="Arakom"/>
                 <w:b w:val="false"/>
                 <w:bCs w:val="false"/>
                 <w:color w:val="111111"/>
@@ -4623,7 +4623,7 @@
             </w:pPr>
             <w:r>
               <w:rPr>
-                <w:rFonts w:ascii="Markazi Text" w:cs="Markazi Text" w:eastAsia="Markazi Text" w:hAnsi="Markazi Text"/>
+                <w:rFonts w:ascii="Arakom" w:cs="Arakom" w:eastAsia="Arakom" w:hAnsi="Arakom"/>
                 <w:b w:val="false"/>
                 <w:bCs w:val="false"/>
                 <w:color w:val="111111"/>
@@ -4775,7 +4775,7 @@
             </w:pPr>
             <w:r>
               <w:rPr>
-                <w:rFonts w:ascii="Markazi Text" w:cs="Markazi Text" w:eastAsia="Markazi Text" w:hAnsi="Markazi Text"/>
+                <w:rFonts w:ascii="Arakom" w:cs="Arakom" w:eastAsia="Arakom" w:hAnsi="Arakom"/>
                 <w:b w:val="false"/>
                 <w:bCs w:val="false"/>
                 <w:color w:val="111111"/>
@@ -4882,7 +4882,7 @@
             </w:pPr>
             <w:r>
               <w:rPr>
-                <w:rFonts w:ascii="Markazi Text" w:cs="Markazi Text" w:eastAsia="Markazi Text" w:hAnsi="Markazi Text"/>
+                <w:rFonts w:ascii="Arakom" w:cs="Arakom" w:eastAsia="Arakom" w:hAnsi="Arakom"/>
                 <w:b w:val="false"/>
                 <w:bCs w:val="false"/>
                 <w:color w:val="111111"/>
@@ -4954,7 +4954,7 @@
             </w:pPr>
             <w:r>
               <w:rPr>
-                <w:rFonts w:ascii="Markazi Text" w:cs="Markazi Text" w:eastAsia="Markazi Text" w:hAnsi="Markazi Text"/>
+                <w:rFonts w:ascii="Arakom" w:cs="Arakom" w:eastAsia="Arakom" w:hAnsi="Arakom"/>
                 <w:b w:val="false"/>
                 <w:bCs w:val="false"/>
                 <w:color w:val="111111"/>
@@ -5026,7 +5026,7 @@
             </w:pPr>
             <w:r>
               <w:rPr>
-                <w:rFonts w:ascii="Markazi Text" w:cs="Markazi Text" w:eastAsia="Markazi Text" w:hAnsi="Markazi Text"/>
+                <w:rFonts w:ascii="Arakom" w:cs="Arakom" w:eastAsia="Arakom" w:hAnsi="Arakom"/>
                 <w:b w:val="false"/>
                 <w:bCs w:val="false"/>
                 <w:color w:val="111111"/>
@@ -5098,7 +5098,7 @@
             </w:pPr>
             <w:r>
               <w:rPr>
-                <w:rFonts w:ascii="Markazi Text" w:cs="Markazi Text" w:eastAsia="Markazi Text" w:hAnsi="Markazi Text"/>
+                <w:rFonts w:ascii="Arakom" w:cs="Arakom" w:eastAsia="Arakom" w:hAnsi="Arakom"/>
                 <w:b w:val="false"/>
                 <w:bCs w:val="false"/>
                 <w:color w:val="111111"/>
@@ -5170,7 +5170,7 @@
             </w:pPr>
             <w:r>
               <w:rPr>
-                <w:rFonts w:ascii="Markazi Text" w:cs="Markazi Text" w:eastAsia="Markazi Text" w:hAnsi="Markazi Text"/>
+                <w:rFonts w:ascii="Arakom" w:cs="Arakom" w:eastAsia="Arakom" w:hAnsi="Arakom"/>
                 <w:b w:val="false"/>
                 <w:bCs w:val="false"/>
                 <w:color w:val="111111"/>
@@ -5439,7 +5439,7 @@
             </w:pPr>
             <w:r>
               <w:rPr>
-                <w:rFonts w:ascii="Markazi Text" w:cs="Markazi Text" w:eastAsia="Markazi Text" w:hAnsi="Markazi Text"/>
+                <w:rFonts w:ascii="Arakom" w:cs="Arakom" w:eastAsia="Arakom" w:hAnsi="Arakom"/>
                 <w:b w:val="false"/>
                 <w:bCs w:val="false"/>
                 <w:color w:val="111111"/>
@@ -5535,7 +5535,7 @@
             </w:pPr>
             <w:r>
               <w:rPr>
-                <w:rFonts w:ascii="Markazi Text" w:cs="Markazi Text" w:eastAsia="Markazi Text" w:hAnsi="Markazi Text"/>
+                <w:rFonts w:ascii="Arakom" w:cs="Arakom" w:eastAsia="Arakom" w:hAnsi="Arakom"/>
                 <w:b w:val="false"/>
                 <w:bCs w:val="false"/>
                 <w:color w:val="111111"/>
@@ -5631,7 +5631,7 @@
             </w:pPr>
             <w:r>
               <w:rPr>
-                <w:rFonts w:ascii="Markazi Text" w:cs="Markazi Text" w:eastAsia="Markazi Text" w:hAnsi="Markazi Text"/>
+                <w:rFonts w:ascii="Arakom" w:cs="Arakom" w:eastAsia="Arakom" w:hAnsi="Arakom"/>
                 <w:b w:val="false"/>
                 <w:bCs w:val="false"/>
                 <w:color w:val="111111"/>
@@ -5727,7 +5727,7 @@
             </w:pPr>
             <w:r>
               <w:rPr>
-                <w:rFonts w:ascii="Markazi Text" w:cs="Markazi Text" w:eastAsia="Markazi Text" w:hAnsi="Markazi Text"/>
+                <w:rFonts w:ascii="Arakom" w:cs="Arakom" w:eastAsia="Arakom" w:hAnsi="Arakom"/>
                 <w:b w:val="false"/>
                 <w:bCs w:val="false"/>
                 <w:color w:val="111111"/>
@@ -5823,7 +5823,7 @@
             </w:pPr>
             <w:r>
               <w:rPr>
-                <w:rFonts w:ascii="Markazi Text" w:cs="Markazi Text" w:eastAsia="Markazi Text" w:hAnsi="Markazi Text"/>
+                <w:rFonts w:ascii="Arakom" w:cs="Arakom" w:eastAsia="Arakom" w:hAnsi="Arakom"/>
                 <w:b w:val="false"/>
                 <w:bCs w:val="false"/>
                 <w:color w:val="111111"/>
@@ -6152,7 +6152,7 @@
             </w:pPr>
             <w:r>
               <w:rPr>
-                <w:rFonts w:ascii="Markazi Text" w:cs="Markazi Text" w:eastAsia="Markazi Text" w:hAnsi="Markazi Text"/>
+                <w:rFonts w:ascii="Arakom" w:cs="Arakom" w:eastAsia="Arakom" w:hAnsi="Arakom"/>
                 <w:b w:val="false"/>
                 <w:bCs w:val="false"/>
                 <w:color w:val="111111"/>
@@ -6248,7 +6248,7 @@
             </w:pPr>
             <w:r>
               <w:rPr>
-                <w:rFonts w:ascii="Markazi Text" w:cs="Markazi Text" w:eastAsia="Markazi Text" w:hAnsi="Markazi Text"/>
+                <w:rFonts w:ascii="Arakom" w:cs="Arakom" w:eastAsia="Arakom" w:hAnsi="Arakom"/>
                 <w:b w:val="false"/>
                 <w:bCs w:val="false"/>
                 <w:color w:val="111111"/>
@@ -6344,7 +6344,7 @@
             </w:pPr>
             <w:r>
               <w:rPr>
-                <w:rFonts w:ascii="Markazi Text" w:cs="Markazi Text" w:eastAsia="Markazi Text" w:hAnsi="Markazi Text"/>
+                <w:rFonts w:ascii="Arakom" w:cs="Arakom" w:eastAsia="Arakom" w:hAnsi="Arakom"/>
                 <w:b w:val="false"/>
                 <w:bCs w:val="false"/>
                 <w:color w:val="111111"/>
@@ -6440,7 +6440,7 @@
             </w:pPr>
             <w:r>
               <w:rPr>
-                <w:rFonts w:ascii="Markazi Text" w:cs="Markazi Text" w:eastAsia="Markazi Text" w:hAnsi="Markazi Text"/>
+                <w:rFonts w:ascii="Arakom" w:cs="Arakom" w:eastAsia="Arakom" w:hAnsi="Arakom"/>
                 <w:b w:val="false"/>
                 <w:bCs w:val="false"/>
                 <w:color w:val="111111"/>
@@ -6536,7 +6536,7 @@
             </w:pPr>
             <w:r>
               <w:rPr>
-                <w:rFonts w:ascii="Markazi Text" w:cs="Markazi Text" w:eastAsia="Markazi Text" w:hAnsi="Markazi Text"/>
+                <w:rFonts w:ascii="Arakom" w:cs="Arakom" w:eastAsia="Arakom" w:hAnsi="Arakom"/>
                 <w:b w:val="false"/>
                 <w:bCs w:val="false"/>
                 <w:color w:val="111111"/>
@@ -6688,7 +6688,7 @@
             </w:pPr>
             <w:r>
               <w:rPr>
-                <w:rFonts w:ascii="Markazi Text" w:cs="Markazi Text" w:eastAsia="Markazi Text" w:hAnsi="Markazi Text"/>
+                <w:rFonts w:ascii="Arakom" w:cs="Arakom" w:eastAsia="Arakom" w:hAnsi="Arakom"/>
                 <w:b w:val="false"/>
                 <w:bCs w:val="false"/>
                 <w:color w:val="111111"/>
@@ -7628,7 +7628,7 @@
             </w:pPr>
             <w:r>
               <w:rPr>
-                <w:rFonts w:ascii="Markazi Text" w:cs="Markazi Text" w:eastAsia="Markazi Text" w:hAnsi="Markazi Text"/>
+                <w:rFonts w:ascii="Arakom" w:cs="Arakom" w:eastAsia="Arakom" w:hAnsi="Arakom"/>
                 <w:b w:val="false"/>
                 <w:bCs w:val="false"/>
                 <w:color w:val="111111"/>
@@ -7816,7 +7816,7 @@
             </w:pPr>
             <w:r>
               <w:rPr>
-                <w:rFonts w:ascii="Markazi Text" w:cs="Markazi Text" w:eastAsia="Markazi Text" w:hAnsi="Markazi Text"/>
+                <w:rFonts w:ascii="Arakom" w:cs="Arakom" w:eastAsia="Arakom" w:hAnsi="Arakom"/>
                 <w:b w:val="false"/>
                 <w:bCs w:val="false"/>
                 <w:color w:val="111111"/>
@@ -7834,7 +7834,7 @@
             </w:pPr>
             <w:r>
               <w:rPr>
-                <w:rFonts w:ascii="Markazi Text" w:cs="Markazi Text" w:eastAsia="Markazi Text" w:hAnsi="Markazi Text"/>
+                <w:rFonts w:ascii="Arakom" w:cs="Arakom" w:eastAsia="Arakom" w:hAnsi="Arakom"/>
                 <w:b w:val="false"/>
                 <w:bCs w:val="false"/>
                 <w:color w:val="111111"/>
@@ -7852,7 +7852,7 @@
             </w:pPr>
             <w:r>
               <w:rPr>
-                <w:rFonts w:ascii="Markazi Text" w:cs="Markazi Text" w:eastAsia="Markazi Text" w:hAnsi="Markazi Text"/>
+                <w:rFonts w:ascii="Arakom" w:cs="Arakom" w:eastAsia="Arakom" w:hAnsi="Arakom"/>
                 <w:b w:val="false"/>
                 <w:bCs w:val="false"/>
                 <w:color w:val="111111"/>
